--- a/document_templates/russian_library/Претензии/ЖКХ_и_Недвижимость/шаблон_Претензия_региональному_оператору.docx
+++ b/document_templates/russian_library/Претензии/ЖКХ_и_Недвижимость/шаблон_Претензия_региональному_оператору.docx
@@ -51,13 +51,12 @@
           <w:lang w:val="en-US"/>
         </w:rPr>
       </w:pPr>
-      <w:proofErr w:type="gramStart"/>
       <w:r>
         <w:rPr>
           <w:rStyle w:val="citation-1708"/>
           <w:lang w:val="en-US"/>
         </w:rPr>
-        <w:t>{{ location_w_t_w_r_w_prooferr_w_type_gramend_w_r_w_rsidrpr_00014dee_w_rpr_w_rstyle_w_val_citation_1708_w_lang_w_val_en_us_w_rpr_w_t_xml_space_preserve }} </w:t>
+        <w:t>{{ location }} </w:t>
       </w:r>
       <w:r>
         <w:rPr>
@@ -71,7 +70,7 @@
           <w:rStyle w:val="citation-1708"/>
           <w:lang w:val="en-US"/>
         </w:rPr>
-        <w:t xml:space="preserve">{{ w_t_w_r_w_prooferr_w_type_spellstart_w_r_w_rsidrpr_00014dee_w_rpr_w_rstyle_w_val_citation_1708_w_lang_w_val_en_us_w_rpr_w_t_document_date_w_t_w_r_w_prooferr_w_type_spellend_w_r_w_rsidrpr_00014dee_w_rpr_w_rstyle_w_val_citation_1708_w_lang_w_val_en_us_w_rpr_w_t_xml_space_preserve }} </w:t>
+        <w:t xml:space="preserve">{{ document_date }} </w:t>
       </w:r>
     </w:p>
     <w:p>
@@ -82,13 +81,12 @@
           <w:lang w:val="en-US"/>
         </w:rPr>
       </w:pPr>
-      <w:proofErr w:type="gramStart"/>
       <w:r>
         <w:rPr>
           <w:rStyle w:val="citation-1707"/>
           <w:lang w:val="en-US"/>
         </w:rPr>
-        <w:t xml:space="preserve">{{ w_t_w_r_w_prooferr_w_type_spellstart_w_r_w_rsidrpr_00014dee_w_rpr_w_rstyle_w_val_citation_1707_w_lang_w_val_en_us_w_rpr_w_t_incident_w_t_w_r_w_prooferr_w_type_gramend_w_r_w_rsidrpr_00014dee_w_rpr_w_rstyle_w_val_citation_1707_w_lang_w_val_en_us_w_rpr_w_t_facts_w_t_w_r_w_prooferr_w_type_spellend_w_r_w_rsidrpr_00014dee_w_rpr_w_rstyle_w_val_citation_1707_w_lang_w_val_en_us_w_rpr_w_t_xml_space_preserve }} </w:t>
+        <w:t xml:space="preserve">{{ incident_facts }} </w:t>
       </w:r>
     </w:p>
     <w:p>
@@ -142,7 +140,7 @@
           <w:szCs w:val="24"/>
           <w:lang w:val="en-US"/>
         </w:rPr>
-        <w:t xml:space="preserve">{{ w_t_w_r_w_prooferr_w_type_spellstart_w_r_w_rsidr_00014dee_w_rpr_w_rfonts_w_ascii_times_new_roman_w_hansi_times_new_roman_w_cs_times_new_roman_w_sz_w_val_24_w_szcs_w_val_24_w_lang_w_val_en_us_w_rpr_w_t_sender_full_name_w_t_w_r_w_prooferr_w_type_spellend_w_r_w_rsidr_00014dee_w_rpr_w_rfonts_w_ascii_times_new_roman_w_hansi_times_new_roman_w_cs_times_new_roman_w_sz_w_val_24_w_szcs_w_val_24_w_lang_w_val_en_us_w_rpr_w_t_xml_space_preserve }}</w:t>
+        <w:t xml:space="preserve">{{ sender_full_name }}</w:t>
       </w:r>
       <w:r>
         <w:rPr>
